--- a/skills/phong-tccb/assets/van-ban-de-nghi-che-do-bhxh.docx
+++ b/skills/phong-tccb/assets/van-ban-de-nghi-che-do-bhxh.docx
@@ -1,6 +1,81 @@
 
-<file path=word/document.xml><?xml version="1.0" encoding="utf-8"?>
-<w:document xmlns:a="http://schemas.openxmlformats.org/drawingml/2006/main" xmlns:wpc="http://schemas.microsoft.com/office/word/2010/wordprocessingCanvas" xmlns:mc="http://schemas.openxmlformats.org/markup-compatibility/2006" xmlns:o="urn:schemas-microsoft-com:office:office" xmlns:r="http://schemas.openxmlformats.org/officeDocument/2006/relationships" xmlns:m="http://schemas.openxmlformats.org/officeDocument/2006/math" xmlns:v="urn:schemas-microsoft-com:vml" xmlns:wp14="http://schemas.microsoft.com/office/word/2010/wordprocessingDrawing" xmlns:wp="http://schemas.openxmlformats.org/drawingml/2006/wordprocessingDrawing" xmlns:w10="urn:schemas-microsoft-com:office:word" xmlns:w="http://schemas.openxmlformats.org/wordprocessingml/2006/main" xmlns:w14="http://schemas.microsoft.com/office/word/2010/wordml" xmlns:wpg="http://schemas.microsoft.com/office/word/2010/wordprocessingGroup" xmlns:wpi="http://schemas.microsoft.com/office/word/2010/wordprocessingInk" xmlns:wne="http://schemas.microsoft.com/office/word/2006/wordml" xmlns:wps="http://schemas.microsoft.com/office/word/2010/wordprocessingShape" mc:Ignorable="w14">
+<file path=./[Content_Types].xml><?xml version="1.0" encoding="utf-8"?>
+<Types xmlns="http://schemas.openxmlformats.org/package/2006/content-types">
+  <Default Extension="rels" ContentType="application/vnd.openxmlformats-package.relationships+xml"/>
+  <Default Extension="xml" ContentType="application/xml"/>
+  <Override PartName="/word/document.xml" ContentType="application/vnd.openxmlformats-officedocument.wordprocessingml.document.main+xml"/>
+  <Override PartName="/word/styles.xml" ContentType="application/vnd.openxmlformats-officedocument.wordprocessingml.styles+xml"/>
+  <Override PartName="/word/stylesWithEffects.xml" ContentType="application/vnd.ms-word.stylesWithEffects+xml"/>
+  <Override PartName="/word/settings.xml" ContentType="application/vnd.openxmlformats-officedocument.wordprocessingml.settings+xml"/>
+  <Override PartName="/word/webSettings.xml" ContentType="application/vnd.openxmlformats-officedocument.wordprocessingml.webSettings+xml"/>
+  <Override PartName="/word/fontTable.xml" ContentType="application/vnd.openxmlformats-officedocument.wordprocessingml.fontTable+xml"/>
+  <Override PartName="/word/theme/theme1.xml" ContentType="application/vnd.openxmlformats-officedocument.theme+xml"/>
+  <Override PartName="/docProps/core.xml" ContentType="application/vnd.openxmlformats-package.core-properties+xml"/>
+  <Override PartName="/docProps/app.xml" ContentType="application/vnd.openxmlformats-officedocument.extended-properties+xml"/>
+  <Override PartName="/docProps/custom.xml" ContentType="application/vnd.openxmlformats-officedocument.custom-properties+xml"/>
+</Types>
+</file>
+
+<file path=./docProps/app.xml><?xml version="1.0" encoding="utf-8"?>
+<Properties xmlns="http://schemas.openxmlformats.org/officeDocument/2006/extended-properties" xmlns:vt="http://schemas.openxmlformats.org/officeDocument/2006/docPropsVTypes">
+  <Template>Normal</Template>
+  <TotalTime>23</TotalTime>
+  <Pages>1</Pages>
+  <Words>296</Words>
+  <Characters>1691</Characters>
+  <Application>Microsoft Office Word</Application>
+  <DocSecurity>0</DocSecurity>
+  <Lines>14</Lines>
+  <Paragraphs>3</Paragraphs>
+  <ScaleCrop>false</ScaleCrop>
+  <HeadingPairs>
+    <vt:vector size="2" baseType="variant">
+      <vt:variant>
+        <vt:lpstr>Title</vt:lpstr>
+      </vt:variant>
+      <vt:variant>
+        <vt:i4>1</vt:i4>
+      </vt:variant>
+    </vt:vector>
+  </HeadingPairs>
+  <TitlesOfParts>
+    <vt:vector size="1" baseType="lpstr">
+      <vt:lpstr/>
+    </vt:vector>
+  </TitlesOfParts>
+  <Company/>
+  <LinksUpToDate>false</LinksUpToDate>
+  <CharactersWithSpaces>1984</CharactersWithSpaces>
+  <SharedDoc>false</SharedDoc>
+  <HyperlinksChanged>false</HyperlinksChanged>
+  <AppVersion>14.0000</AppVersion>
+</Properties>
+</file>
+
+<file path=./docProps/core.xml><?xml version="1.0" encoding="utf-8"?>
+<cp:coreProperties xmlns:cp="http://schemas.openxmlformats.org/package/2006/metadata/core-properties" xmlns:dc="http://purl.org/dc/elements/1.1/" xmlns:dcterms="http://purl.org/dc/terms/" xmlns:dcmitype="http://purl.org/dc/dcmitype/" xmlns:xsi="http://www.w3.org/2001/XMLSchema-instance">
+  <dc:creator>PC2</dc:creator>
+  <cp:lastModifiedBy>PC2</cp:lastModifiedBy>
+  <cp:revision>2</cp:revision>
+  <cp:lastPrinted>2026-06-26T08:27:00Z</cp:lastPrinted>
+  <dcterms:created xsi:type="dcterms:W3CDTF">2026-06-26T08:07:00Z</dcterms:created>
+  <dcterms:modified xsi:type="dcterms:W3CDTF">2026-06-26T08:39:00Z</dcterms:modified>
+</cp:coreProperties>
+</file>
+
+<file path=./docProps/custom.xml><?xml version="1.0" encoding="utf-8"?>
+<op:Properties xmlns:op="http://schemas.openxmlformats.org/officeDocument/2006/custom-properties">
+  <op:property fmtid="{D5CDD505-2E9C-101B-9397-08002B2CF9AE}" pid="2" name="OfficeCLI.Version">
+    <vt:lpwstr xmlns:vt="http://schemas.openxmlformats.org/officeDocument/2006/docPropsVTypes">1.0.136</vt:lpwstr>
+  </op:property>
+  <op:property fmtid="{D5CDD505-2E9C-101B-9397-08002B2CF9AE}" pid="3" name="OfficeCLI.LastModified">
+    <vt:lpwstr xmlns:vt="http://schemas.openxmlformats.org/officeDocument/2006/docPropsVTypes">2026-07-17T08:59:02Z</vt:lpwstr>
+  </op:property>
+</op:Properties>
+</file>
+
+<file path=./word/document.xml><?xml version="1.0" encoding="utf-8"?>
+<w:document xmlns:a="http://schemas.openxmlformats.org/drawingml/2006/main" xmlns:wpc="http://schemas.microsoft.com/office/word/2010/wordprocessingCanvas" xmlns:mc="http://schemas.openxmlformats.org/markup-compatibility/2006" xmlns:o="urn:schemas-microsoft-com:office:office" xmlns:r="http://schemas.openxmlformats.org/officeDocument/2006/relationships" xmlns:m="http://schemas.openxmlformats.org/officeDocument/2006/math" xmlns:v="urn:schemas-microsoft-com:vml" xmlns:wp14="http://schemas.microsoft.com/office/word/2010/wordprocessingDrawing" xmlns:wp="http://schemas.openxmlformats.org/drawingml/2006/wordprocessingDrawing" xmlns:w10="urn:schemas-microsoft-com:office:word" xmlns:w="http://schemas.openxmlformats.org/wordprocessingml/2006/main" xmlns:w14="http://schemas.microsoft.com/office/word/2010/wordml" xmlns:wpg="http://schemas.microsoft.com/office/word/2010/wordprocessingGroup" xmlns:wpi="http://schemas.microsoft.com/office/word/2010/wordprocessingInk" xmlns:wne="http://schemas.microsoft.com/office/word/2006/wordml" xmlns:wps="http://schemas.microsoft.com/office/word/2010/wordprocessingShape">
   <w:body>
     <w:p>
       <w:pPr>
@@ -2231,7 +2306,77 @@
 </w:document>
 </file>
 
-<file path=word/styles.xml><?xml version="1.0" encoding="utf-8"?>
+<file path=./word/fontTable.xml><?xml version="1.0" encoding="utf-8"?>
+<w:fonts xmlns:mc="http://schemas.openxmlformats.org/markup-compatibility/2006" xmlns:r="http://schemas.openxmlformats.org/officeDocument/2006/relationships" xmlns:w="http://schemas.openxmlformats.org/wordprocessingml/2006/main" xmlns:w14="http://schemas.microsoft.com/office/word/2010/wordml">
+  <w:font w:name="Calibri">
+    <w:panose1 w:val="020F0502020204030204"/>
+    <w:family w:val="swiss"/>
+    <w:pitch w:val="variable"/>
+    <w:sig w:usb0="E4002EFF" w:usb1="C200247B" w:usb2="00000009" w:usb3="00000000" w:csb0="000001FF" w:csb1="00000000"/>
+  </w:font>
+  <w:font w:name="Times New Roman">
+    <w:panose1 w:val="02020603050405020304"/>
+    <w:family w:val="roman"/>
+    <w:pitch w:val="variable"/>
+    <w:sig w:usb0="E0002EFF" w:usb1="C000785B" w:usb2="00000009" w:usb3="00000000" w:csb0="000001FF" w:csb1="00000000"/>
+  </w:font>
+  <w:font w:name="Cambria">
+    <w:panose1 w:val="02040503050406030204"/>
+    <w:family w:val="roman"/>
+    <w:pitch w:val="variable"/>
+    <w:sig w:usb0="E00006FF" w:usb1="420024FF" w:usb2="02000000" w:usb3="00000000" w:csb0="0000019F" w:csb1="00000000"/>
+  </w:font>
+</w:fonts>
+</file>
+
+<file path=./word/settings.xml><?xml version="1.0" encoding="utf-8"?>
+<w:settings xmlns:mc="http://schemas.openxmlformats.org/markup-compatibility/2006" xmlns:o="urn:schemas-microsoft-com:office:office" xmlns:r="http://schemas.openxmlformats.org/officeDocument/2006/relationships" xmlns:m="http://schemas.openxmlformats.org/officeDocument/2006/math" xmlns:v="urn:schemas-microsoft-com:vml" xmlns:w10="urn:schemas-microsoft-com:office:word" xmlns:w="http://schemas.openxmlformats.org/wordprocessingml/2006/main" xmlns:w14="http://schemas.microsoft.com/office/word/2010/wordml" xmlns:sl="http://schemas.openxmlformats.org/schemaLibrary/2006/main">
+  <w:zoom w:percent="120"/>
+  <w:doNotDisplayPageBoundaries/>
+  <w:proofState w:spelling="clean" w:grammar="clean"/>
+  <w:defaultTabStop w:val="720"/>
+  <w:characterSpacingControl w:val="doNotCompress"/>
+  <w:compat>
+    <w:compatSetting w:name="compatibilityMode" w:uri="http://schemas.microsoft.com/office/word" w:val="14"/>
+    <w:compatSetting w:name="overrideTableStyleFontSizeAndJustification" w:uri="http://schemas.microsoft.com/office/word" w:val="1"/>
+    <w:compatSetting w:name="enableOpenTypeFeatures" w:uri="http://schemas.microsoft.com/office/word" w:val="1"/>
+    <w:compatSetting w:name="doNotFlipMirrorIndents" w:uri="http://schemas.microsoft.com/office/word" w:val="1"/>
+  </w:compat>
+  <w:rsids>
+    <w:rsidRoot w:val="00E15AB3"/>
+    <w:rsid w:val="008E6046"/>
+    <w:rsid w:val="00BB276F"/>
+    <w:rsid w:val="00C50B5C"/>
+    <w:rsid w:val="00E15AB3"/>
+    <w:rsid w:val="00F6428B"/>
+  </w:rsids>
+  <m:mathPr>
+    <m:mathFont m:val="Cambria Math"/>
+    <m:brkBin m:val="before"/>
+    <m:brkBinSub m:val="--"/>
+    <m:smallFrac m:val="0"/>
+    <m:dispDef/>
+    <m:lMargin m:val="0"/>
+    <m:rMargin m:val="0"/>
+    <m:defJc m:val="centerGroup"/>
+    <m:wrapIndent m:val="1440"/>
+    <m:intLim m:val="subSup"/>
+    <m:naryLim m:val="undOvr"/>
+  </m:mathPr>
+  <w:themeFontLang w:val="en-US"/>
+  <w:clrSchemeMapping w:bg1="light1" w:t1="dark1" w:bg2="light2" w:t2="dark2" w:accent1="accent1" w:accent2="accent2" w:accent3="accent3" w:accent4="accent4" w:accent5="accent5" w:accent6="accent6" w:hyperlink="hyperlink" w:followedHyperlink="followedHyperlink"/>
+  <w:shapeDefaults>
+    <o:shapedefaults v:ext="edit" spidmax="1026"/>
+    <o:shapelayout v:ext="edit">
+      <o:idmap v:ext="edit" data="1"/>
+    </o:shapelayout>
+  </w:shapeDefaults>
+  <w:decimalSymbol w:val="."/>
+  <w:listSeparator w:val=","/>
+</w:settings>
+</file>
+
+<file path=./word/styles.xml><?xml version="1.0" encoding="utf-8"?>
 <w:styles xmlns:mc="http://schemas.openxmlformats.org/markup-compatibility/2006" xmlns:r="http://schemas.openxmlformats.org/officeDocument/2006/relationships" xmlns:w="http://schemas.openxmlformats.org/wordprocessingml/2006/main" xmlns:w14="http://schemas.microsoft.com/office/word/2010/wordml">
   <w:docDefaults>
     <w:rPrDefault>
@@ -2421,7 +2566,7 @@
 </w:styles>
 </file>
 
-<file path=word/stylesWithEffects.xml><?xml version="1.0" encoding="utf-8"?>
+<file path=./word/stylesWithEffects.xml><?xml version="1.0" encoding="utf-8"?>
 <w:styles xmlns:wpc="http://schemas.microsoft.com/office/word/2010/wordprocessingCanvas" xmlns:mc="http://schemas.openxmlformats.org/markup-compatibility/2006" xmlns:o="urn:schemas-microsoft-com:office:office" xmlns:r="http://schemas.openxmlformats.org/officeDocument/2006/relationships" xmlns:m="http://schemas.openxmlformats.org/officeDocument/2006/math" xmlns:v="urn:schemas-microsoft-com:vml" xmlns:wp14="http://schemas.microsoft.com/office/word/2010/wordprocessingDrawing" xmlns:wp="http://schemas.openxmlformats.org/drawingml/2006/wordprocessingDrawing" xmlns:w10="urn:schemas-microsoft-com:office:word" xmlns:w="http://schemas.openxmlformats.org/wordprocessingml/2006/main" xmlns:w14="http://schemas.microsoft.com/office/word/2010/wordml" xmlns:wpg="http://schemas.microsoft.com/office/word/2010/wordprocessingGroup" xmlns:wpi="http://schemas.microsoft.com/office/word/2010/wordprocessingInk" xmlns:wne="http://schemas.microsoft.com/office/word/2006/wordml" xmlns:wps="http://schemas.microsoft.com/office/word/2010/wordprocessingShape">
   <w:docDefaults>
     <w:rPrDefault>
@@ -2611,7 +2756,7 @@
 </w:styles>
 </file>
 
-<file path=word/theme/theme1.xml><?xml version="1.0" encoding="utf-8"?>
+<file path=./word/theme/theme1.xml><?xml version="1.0" encoding="utf-8"?>
 <a:theme xmlns:a="http://schemas.openxmlformats.org/drawingml/2006/main" name="Office Theme">
   <a:themeElements>
     <a:clrScheme name="Office">
@@ -2894,4 +3039,11 @@
   <a:objectDefaults/>
   <a:extraClrSchemeLst/>
 </a:theme>
+</file>
+
+<file path=./word/webSettings.xml><?xml version="1.0" encoding="utf-8"?>
+<w:webSettings xmlns:mc="http://schemas.openxmlformats.org/markup-compatibility/2006" xmlns:r="http://schemas.openxmlformats.org/officeDocument/2006/relationships" xmlns:w="http://schemas.openxmlformats.org/wordprocessingml/2006/main" xmlns:w14="http://schemas.microsoft.com/office/word/2010/wordml">
+  <w:optimizeForBrowser/>
+  <w:allowPNG/>
+</w:webSettings>
 </file>
--- a/skills/phong-tccb/assets/van-ban-de-nghi-che-do-bhxh.docx
+++ b/skills/phong-tccb/assets/van-ban-de-nghi-che-do-bhxh.docx
@@ -1,80 +1,5 @@
 
-<file path=./[Content_Types].xml><?xml version="1.0" encoding="utf-8"?>
-<Types xmlns="http://schemas.openxmlformats.org/package/2006/content-types">
-  <Default Extension="rels" ContentType="application/vnd.openxmlformats-package.relationships+xml"/>
-  <Default Extension="xml" ContentType="application/xml"/>
-  <Override PartName="/word/document.xml" ContentType="application/vnd.openxmlformats-officedocument.wordprocessingml.document.main+xml"/>
-  <Override PartName="/word/styles.xml" ContentType="application/vnd.openxmlformats-officedocument.wordprocessingml.styles+xml"/>
-  <Override PartName="/word/stylesWithEffects.xml" ContentType="application/vnd.ms-word.stylesWithEffects+xml"/>
-  <Override PartName="/word/settings.xml" ContentType="application/vnd.openxmlformats-officedocument.wordprocessingml.settings+xml"/>
-  <Override PartName="/word/webSettings.xml" ContentType="application/vnd.openxmlformats-officedocument.wordprocessingml.webSettings+xml"/>
-  <Override PartName="/word/fontTable.xml" ContentType="application/vnd.openxmlformats-officedocument.wordprocessingml.fontTable+xml"/>
-  <Override PartName="/word/theme/theme1.xml" ContentType="application/vnd.openxmlformats-officedocument.theme+xml"/>
-  <Override PartName="/docProps/core.xml" ContentType="application/vnd.openxmlformats-package.core-properties+xml"/>
-  <Override PartName="/docProps/app.xml" ContentType="application/vnd.openxmlformats-officedocument.extended-properties+xml"/>
-  <Override PartName="/docProps/custom.xml" ContentType="application/vnd.openxmlformats-officedocument.custom-properties+xml"/>
-</Types>
-</file>
-
-<file path=./docProps/app.xml><?xml version="1.0" encoding="utf-8"?>
-<Properties xmlns="http://schemas.openxmlformats.org/officeDocument/2006/extended-properties" xmlns:vt="http://schemas.openxmlformats.org/officeDocument/2006/docPropsVTypes">
-  <Template>Normal</Template>
-  <TotalTime>23</TotalTime>
-  <Pages>1</Pages>
-  <Words>296</Words>
-  <Characters>1691</Characters>
-  <Application>Microsoft Office Word</Application>
-  <DocSecurity>0</DocSecurity>
-  <Lines>14</Lines>
-  <Paragraphs>3</Paragraphs>
-  <ScaleCrop>false</ScaleCrop>
-  <HeadingPairs>
-    <vt:vector size="2" baseType="variant">
-      <vt:variant>
-        <vt:lpstr>Title</vt:lpstr>
-      </vt:variant>
-      <vt:variant>
-        <vt:i4>1</vt:i4>
-      </vt:variant>
-    </vt:vector>
-  </HeadingPairs>
-  <TitlesOfParts>
-    <vt:vector size="1" baseType="lpstr">
-      <vt:lpstr/>
-    </vt:vector>
-  </TitlesOfParts>
-  <Company/>
-  <LinksUpToDate>false</LinksUpToDate>
-  <CharactersWithSpaces>1984</CharactersWithSpaces>
-  <SharedDoc>false</SharedDoc>
-  <HyperlinksChanged>false</HyperlinksChanged>
-  <AppVersion>14.0000</AppVersion>
-</Properties>
-</file>
-
-<file path=./docProps/core.xml><?xml version="1.0" encoding="utf-8"?>
-<cp:coreProperties xmlns:cp="http://schemas.openxmlformats.org/package/2006/metadata/core-properties" xmlns:dc="http://purl.org/dc/elements/1.1/" xmlns:dcterms="http://purl.org/dc/terms/" xmlns:dcmitype="http://purl.org/dc/dcmitype/" xmlns:xsi="http://www.w3.org/2001/XMLSchema-instance">
-  <dc:creator>PC2</dc:creator>
-  <cp:lastModifiedBy>PC2</cp:lastModifiedBy>
-  <cp:revision>2</cp:revision>
-  <cp:lastPrinted>2026-06-26T08:27:00Z</cp:lastPrinted>
-  <dcterms:created xsi:type="dcterms:W3CDTF">2026-06-26T08:07:00Z</dcterms:created>
-  <dcterms:modified xsi:type="dcterms:W3CDTF">2026-06-26T08:39:00Z</dcterms:modified>
-</cp:coreProperties>
-</file>
-
-<file path=./docProps/custom.xml><?xml version="1.0" encoding="utf-8"?>
-<op:Properties xmlns:op="http://schemas.openxmlformats.org/officeDocument/2006/custom-properties">
-  <op:property fmtid="{D5CDD505-2E9C-101B-9397-08002B2CF9AE}" pid="2" name="OfficeCLI.Version">
-    <vt:lpwstr xmlns:vt="http://schemas.openxmlformats.org/officeDocument/2006/docPropsVTypes">1.0.136</vt:lpwstr>
-  </op:property>
-  <op:property fmtid="{D5CDD505-2E9C-101B-9397-08002B2CF9AE}" pid="3" name="OfficeCLI.LastModified">
-    <vt:lpwstr xmlns:vt="http://schemas.openxmlformats.org/officeDocument/2006/docPropsVTypes">2026-07-17T08:59:02Z</vt:lpwstr>
-  </op:property>
-</op:Properties>
-</file>
-
-<file path=./word/document.xml><?xml version="1.0" encoding="utf-8"?>
+<file path=word/document.xml><?xml version="1.0" encoding="utf-8"?>
 <w:document xmlns:a="http://schemas.openxmlformats.org/drawingml/2006/main" xmlns:wpc="http://schemas.microsoft.com/office/word/2010/wordprocessingCanvas" xmlns:mc="http://schemas.openxmlformats.org/markup-compatibility/2006" xmlns:o="urn:schemas-microsoft-com:office:office" xmlns:r="http://schemas.openxmlformats.org/officeDocument/2006/relationships" xmlns:m="http://schemas.openxmlformats.org/officeDocument/2006/math" xmlns:v="urn:schemas-microsoft-com:vml" xmlns:wp14="http://schemas.microsoft.com/office/word/2010/wordprocessingDrawing" xmlns:wp="http://schemas.openxmlformats.org/drawingml/2006/wordprocessingDrawing" xmlns:w10="urn:schemas-microsoft-com:office:word" xmlns:w="http://schemas.openxmlformats.org/wordprocessingml/2006/main" xmlns:w14="http://schemas.microsoft.com/office/word/2010/wordml" xmlns:wpg="http://schemas.microsoft.com/office/word/2010/wordprocessingGroup" xmlns:wpi="http://schemas.microsoft.com/office/word/2010/wordprocessingInk" xmlns:wne="http://schemas.microsoft.com/office/word/2006/wordml" xmlns:wps="http://schemas.microsoft.com/office/word/2010/wordprocessingShape">
   <w:body>
     <w:p>
@@ -2306,77 +2231,7 @@
 </w:document>
 </file>
 
-<file path=./word/fontTable.xml><?xml version="1.0" encoding="utf-8"?>
-<w:fonts xmlns:mc="http://schemas.openxmlformats.org/markup-compatibility/2006" xmlns:r="http://schemas.openxmlformats.org/officeDocument/2006/relationships" xmlns:w="http://schemas.openxmlformats.org/wordprocessingml/2006/main" xmlns:w14="http://schemas.microsoft.com/office/word/2010/wordml">
-  <w:font w:name="Calibri">
-    <w:panose1 w:val="020F0502020204030204"/>
-    <w:family w:val="swiss"/>
-    <w:pitch w:val="variable"/>
-    <w:sig w:usb0="E4002EFF" w:usb1="C200247B" w:usb2="00000009" w:usb3="00000000" w:csb0="000001FF" w:csb1="00000000"/>
-  </w:font>
-  <w:font w:name="Times New Roman">
-    <w:panose1 w:val="02020603050405020304"/>
-    <w:family w:val="roman"/>
-    <w:pitch w:val="variable"/>
-    <w:sig w:usb0="E0002EFF" w:usb1="C000785B" w:usb2="00000009" w:usb3="00000000" w:csb0="000001FF" w:csb1="00000000"/>
-  </w:font>
-  <w:font w:name="Cambria">
-    <w:panose1 w:val="02040503050406030204"/>
-    <w:family w:val="roman"/>
-    <w:pitch w:val="variable"/>
-    <w:sig w:usb0="E00006FF" w:usb1="420024FF" w:usb2="02000000" w:usb3="00000000" w:csb0="0000019F" w:csb1="00000000"/>
-  </w:font>
-</w:fonts>
-</file>
-
-<file path=./word/settings.xml><?xml version="1.0" encoding="utf-8"?>
-<w:settings xmlns:mc="http://schemas.openxmlformats.org/markup-compatibility/2006" xmlns:o="urn:schemas-microsoft-com:office:office" xmlns:r="http://schemas.openxmlformats.org/officeDocument/2006/relationships" xmlns:m="http://schemas.openxmlformats.org/officeDocument/2006/math" xmlns:v="urn:schemas-microsoft-com:vml" xmlns:w10="urn:schemas-microsoft-com:office:word" xmlns:w="http://schemas.openxmlformats.org/wordprocessingml/2006/main" xmlns:w14="http://schemas.microsoft.com/office/word/2010/wordml" xmlns:sl="http://schemas.openxmlformats.org/schemaLibrary/2006/main">
-  <w:zoom w:percent="120"/>
-  <w:doNotDisplayPageBoundaries/>
-  <w:proofState w:spelling="clean" w:grammar="clean"/>
-  <w:defaultTabStop w:val="720"/>
-  <w:characterSpacingControl w:val="doNotCompress"/>
-  <w:compat>
-    <w:compatSetting w:name="compatibilityMode" w:uri="http://schemas.microsoft.com/office/word" w:val="14"/>
-    <w:compatSetting w:name="overrideTableStyleFontSizeAndJustification" w:uri="http://schemas.microsoft.com/office/word" w:val="1"/>
-    <w:compatSetting w:name="enableOpenTypeFeatures" w:uri="http://schemas.microsoft.com/office/word" w:val="1"/>
-    <w:compatSetting w:name="doNotFlipMirrorIndents" w:uri="http://schemas.microsoft.com/office/word" w:val="1"/>
-  </w:compat>
-  <w:rsids>
-    <w:rsidRoot w:val="00E15AB3"/>
-    <w:rsid w:val="008E6046"/>
-    <w:rsid w:val="00BB276F"/>
-    <w:rsid w:val="00C50B5C"/>
-    <w:rsid w:val="00E15AB3"/>
-    <w:rsid w:val="00F6428B"/>
-  </w:rsids>
-  <m:mathPr>
-    <m:mathFont m:val="Cambria Math"/>
-    <m:brkBin m:val="before"/>
-    <m:brkBinSub m:val="--"/>
-    <m:smallFrac m:val="0"/>
-    <m:dispDef/>
-    <m:lMargin m:val="0"/>
-    <m:rMargin m:val="0"/>
-    <m:defJc m:val="centerGroup"/>
-    <m:wrapIndent m:val="1440"/>
-    <m:intLim m:val="subSup"/>
-    <m:naryLim m:val="undOvr"/>
-  </m:mathPr>
-  <w:themeFontLang w:val="en-US"/>
-  <w:clrSchemeMapping w:bg1="light1" w:t1="dark1" w:bg2="light2" w:t2="dark2" w:accent1="accent1" w:accent2="accent2" w:accent3="accent3" w:accent4="accent4" w:accent5="accent5" w:accent6="accent6" w:hyperlink="hyperlink" w:followedHyperlink="followedHyperlink"/>
-  <w:shapeDefaults>
-    <o:shapedefaults v:ext="edit" spidmax="1026"/>
-    <o:shapelayout v:ext="edit">
-      <o:idmap v:ext="edit" data="1"/>
-    </o:shapelayout>
-  </w:shapeDefaults>
-  <w:decimalSymbol w:val="."/>
-  <w:listSeparator w:val=","/>
-</w:settings>
-</file>
-
-<file path=./word/styles.xml><?xml version="1.0" encoding="utf-8"?>
+<file path=word/styles.xml><?xml version="1.0" encoding="utf-8"?>
 <w:styles xmlns:mc="http://schemas.openxmlformats.org/markup-compatibility/2006" xmlns:r="http://schemas.openxmlformats.org/officeDocument/2006/relationships" xmlns:w="http://schemas.openxmlformats.org/wordprocessingml/2006/main" xmlns:w14="http://schemas.microsoft.com/office/word/2010/wordml">
   <w:docDefaults>
     <w:rPrDefault>
@@ -2566,7 +2421,7 @@
 </w:styles>
 </file>
 
-<file path=./word/stylesWithEffects.xml><?xml version="1.0" encoding="utf-8"?>
+<file path=word/stylesWithEffects.xml><?xml version="1.0" encoding="utf-8"?>
 <w:styles xmlns:wpc="http://schemas.microsoft.com/office/word/2010/wordprocessingCanvas" xmlns:mc="http://schemas.openxmlformats.org/markup-compatibility/2006" xmlns:o="urn:schemas-microsoft-com:office:office" xmlns:r="http://schemas.openxmlformats.org/officeDocument/2006/relationships" xmlns:m="http://schemas.openxmlformats.org/officeDocument/2006/math" xmlns:v="urn:schemas-microsoft-com:vml" xmlns:wp14="http://schemas.microsoft.com/office/word/2010/wordprocessingDrawing" xmlns:wp="http://schemas.openxmlformats.org/drawingml/2006/wordprocessingDrawing" xmlns:w10="urn:schemas-microsoft-com:office:word" xmlns:w="http://schemas.openxmlformats.org/wordprocessingml/2006/main" xmlns:w14="http://schemas.microsoft.com/office/word/2010/wordml" xmlns:wpg="http://schemas.microsoft.com/office/word/2010/wordprocessingGroup" xmlns:wpi="http://schemas.microsoft.com/office/word/2010/wordprocessingInk" xmlns:wne="http://schemas.microsoft.com/office/word/2006/wordml" xmlns:wps="http://schemas.microsoft.com/office/word/2010/wordprocessingShape">
   <w:docDefaults>
     <w:rPrDefault>
@@ -2756,7 +2611,7 @@
 </w:styles>
 </file>
 
-<file path=./word/theme/theme1.xml><?xml version="1.0" encoding="utf-8"?>
+<file path=word/theme/theme1.xml><?xml version="1.0" encoding="utf-8"?>
 <a:theme xmlns:a="http://schemas.openxmlformats.org/drawingml/2006/main" name="Office Theme">
   <a:themeElements>
     <a:clrScheme name="Office">
@@ -3039,11 +2894,4 @@
   <a:objectDefaults/>
   <a:extraClrSchemeLst/>
 </a:theme>
-</file>
-
-<file path=./word/webSettings.xml><?xml version="1.0" encoding="utf-8"?>
-<w:webSettings xmlns:mc="http://schemas.openxmlformats.org/markup-compatibility/2006" xmlns:r="http://schemas.openxmlformats.org/officeDocument/2006/relationships" xmlns:w="http://schemas.openxmlformats.org/wordprocessingml/2006/main" xmlns:w14="http://schemas.microsoft.com/office/word/2010/wordml">
-  <w:optimizeForBrowser/>
-  <w:allowPNG/>
-</w:webSettings>
 </file>